--- a/docs/proposal/미해결과제_보고서.docx
+++ b/docs/proposal/미해결과제_보고서.docx
@@ -30,7 +30,7 @@
           <w:color w:val="000000"/>
           <w:sz w:val="19"/>
         </w:rPr>
-        <w:t>배포본 `A92` 기준 (2026-08-28)</w:t>
+        <w:t>배포본 `A94` 기준</w:t>
       </w:r>
       <w:r>
         <w:rPr>
@@ -41,6 +41,101 @@
           <w:sz w:val="19"/>
         </w:rPr>
         <w:t xml:space="preserve"> · 제10회 2026 미래에셋증권 AI Festival · 공시 Agent</w:t>
+      </w:r>
+    </w:p>
+    <w:p>
+      <w:pPr>
+        <w:spacing w:after="100" w:before="0" w:line="324" w:lineRule="auto"/>
+      </w:pPr>
+      <w:r>
+        <w:rPr>
+          <w:rFonts w:ascii="맑은 고딕" w:hAnsi="맑은 고딕" w:eastAsia="맑은 고딕"/>
+          <w:b w:val="0"/>
+          <w:i w:val="0"/>
+          <w:color w:val="000000"/>
+          <w:sz w:val="19"/>
+        </w:rPr>
+        <w:t xml:space="preserve">🔴 </w:t>
+      </w:r>
+      <w:r>
+        <w:rPr>
+          <w:rFonts w:ascii="맑은 고딕" w:hAnsi="맑은 고딕" w:eastAsia="맑은 고딕"/>
+          <w:b/>
+          <w:i w:val="0"/>
+          <w:color w:val="000000"/>
+          <w:sz w:val="19"/>
+        </w:rPr>
+        <w:t>이 문서가 인용하는 평가 서버 3회 값은 `A93` 실측이다.</w:t>
+      </w:r>
+      <w:r>
+        <w:rPr>
+          <w:rFonts w:ascii="맑은 고딕" w:hAnsi="맑은 고딕" w:eastAsia="맑은 고딕"/>
+          <w:b w:val="0"/>
+          <w:i w:val="0"/>
+          <w:color w:val="000000"/>
+          <w:sz w:val="19"/>
+        </w:rPr>
+        <w:t xml:space="preserve"> 배포본 </w:t>
+      </w:r>
+      <w:r>
+        <w:rPr>
+          <w:rFonts w:ascii="Consolas" w:hAnsi="Consolas" w:eastAsia="맑은 고딕"/>
+          <w:b w:val="0"/>
+          <w:i w:val="0"/>
+          <w:color w:val="000000"/>
+          <w:sz w:val="19"/>
+        </w:rPr>
+        <w:t>A94</w:t>
+      </w:r>
+      <w:r>
+        <w:rPr>
+          <w:rFonts w:ascii="맑은 고딕" w:hAnsi="맑은 고딕" w:eastAsia="맑은 고딕"/>
+          <w:b w:val="0"/>
+          <w:i w:val="0"/>
+          <w:color w:val="000000"/>
+          <w:sz w:val="19"/>
+        </w:rPr>
+        <w:t xml:space="preserve"> 는 그 위에 정보한계 거절의 문면 한 줄(</w:t>
+      </w:r>
+      <w:r>
+        <w:rPr>
+          <w:rFonts w:ascii="Consolas" w:hAnsi="Consolas" w:eastAsia="맑은 고딕"/>
+          <w:b w:val="0"/>
+          <w:i w:val="0"/>
+          <w:color w:val="000000"/>
+          <w:sz w:val="19"/>
+        </w:rPr>
+        <w:t>limit_followup</w:t>
+      </w:r>
+      <w:r>
+        <w:rPr>
+          <w:rFonts w:ascii="맑은 고딕" w:hAnsi="맑은 고딕" w:eastAsia="맑은 고딕"/>
+          <w:b w:val="0"/>
+          <w:i w:val="0"/>
+          <w:color w:val="000000"/>
+          <w:sz w:val="19"/>
+        </w:rPr>
+        <w:t xml:space="preserve">)만 얹었고 정답 판정 경로를 건드리지 않는다. </w:t>
+      </w:r>
+      <w:r>
+        <w:rPr>
+          <w:rFonts w:ascii="Consolas" w:hAnsi="Consolas" w:eastAsia="맑은 고딕"/>
+          <w:b w:val="0"/>
+          <w:i w:val="0"/>
+          <w:color w:val="000000"/>
+          <w:sz w:val="19"/>
+        </w:rPr>
+        <w:t>A94</w:t>
+      </w:r>
+      <w:r>
+        <w:rPr>
+          <w:rFonts w:ascii="맑은 고딕" w:hAnsi="맑은 고딕" w:eastAsia="맑은 고딕"/>
+          <w:b w:val="0"/>
+          <w:i w:val="0"/>
+          <w:color w:val="000000"/>
+          <w:sz w:val="19"/>
+        </w:rPr>
+        <w:t xml:space="preserve"> 로는 골든셋 로컬 1회 112/112 를 확인했다(2026-08-31). 팔 이름이 다른 문장은 그 팔에서 실제로 잰 값이라는 뜻이고, 일부러 고쳐 적지 않았다.</w:t>
       </w:r>
     </w:p>
     <w:p>
@@ -7085,6 +7180,26 @@
               </w:rPr>
               <w:t>A92</w:t>
             </w:r>
+            <w:r>
+              <w:rPr>
+                <w:rFonts w:ascii="맑은 고딕" w:hAnsi="맑은 고딕" w:eastAsia="맑은 고딕"/>
+                <w:b/>
+                <w:i w:val="0"/>
+                <w:color w:val="000000"/>
+                <w:sz w:val="18"/>
+              </w:rPr>
+              <w:t>~</w:t>
+            </w:r>
+            <w:r>
+              <w:rPr>
+                <w:rFonts w:ascii="Consolas" w:hAnsi="Consolas" w:eastAsia="맑은 고딕"/>
+                <w:b/>
+                <w:i w:val="0"/>
+                <w:color w:val="000000"/>
+                <w:sz w:val="18"/>
+              </w:rPr>
+              <w:t>A94</w:t>
+            </w:r>
           </w:p>
         </w:tc>
       </w:tr>
